--- a/oktober/latihan_prg1/LATIHAN_PRG1.docx
+++ b/oktober/latihan_prg1/LATIHAN_PRG1.docx
@@ -3956,7 +3956,7 @@
           <w:sz w:val="21"/>
           <w:szCs w:val="21"/>
         </w:rPr>
-        <w:t>write("Keluaran " ,jam" Jam", menit " Menit", detik " Detik")</w:t>
+        <w:t>write("Keluaran " ,jam" Jam", menit" Menit", detik " Detik")</w:t>
       </w:r>
     </w:p>
     <w:p>
@@ -9319,6 +9319,7 @@
   <w:style w:type="character" w:default="1" w:styleId="DefaultParagraphFont">
     <w:name w:val="Default Paragraph Font"/>
     <w:uiPriority w:val="1"/>
+    <w:semiHidden/>
     <w:unhideWhenUsed/>
   </w:style>
   <w:style w:type="table" w:default="1" w:styleId="TableNormal">
